--- a/public/8. Mau 13_KND_Nghi quyet de nghi chinh thuc chi bo.docx
+++ b/public/8. Mau 13_KND_Nghi quyet de nghi chinh thuc chi bo.docx
@@ -72,24 +72,7 @@
               </w:rPr>
             </w:pPr>
             <w:r>
-              <w:rPr>
-                <w:rFonts w:ascii="Times New Roman" w:hAnsi="Times New Roman"/>
-                <w:color w:val="000000"/>
-                <w:sz w:val="28"/>
-                <w:szCs w:val="28"/>
-                <w:lang w:val="en-US" w:eastAsia="en-US"/>
-              </w:rPr>
-              <w:t>TRƯỜNG Đ</w:t>
-            </w:r>
-            <w:r>
-              <w:rPr>
-                <w:rFonts w:ascii="Times New Roman" w:hAnsi="Times New Roman"/>
-                <w:color w:val="000000"/>
-                <w:sz w:val="28"/>
-                <w:szCs w:val="28"/>
-                <w:lang w:val="en-US" w:eastAsia="en-US"/>
-              </w:rPr>
-              <w:t>ẠI HỌC KINH TẾ</w:t>
+              <w:t>{{dang_uy_truong_caps}}</w:t>
             </w:r>
           </w:p>
           <w:p>
@@ -105,26 +88,7 @@
               </w:rPr>
             </w:pPr>
             <w:r>
-              <w:rPr>
-                <w:rFonts w:ascii="Times New Roman" w:hAnsi="Times New Roman"/>
-                <w:b/>
-                <w:color w:val="000000"/>
-                <w:sz w:val="28"/>
-                <w:szCs w:val="28"/>
-                <w:lang w:val="en-US" w:eastAsia="en-US"/>
-              </w:rPr>
-              <w:t>CHI BỘ</w:t>
-            </w:r>
-            <w:r>
-              <w:rPr>
-                <w:rFonts w:ascii="Times New Roman" w:hAnsi="Times New Roman"/>
-                <w:b/>
-                <w:color w:val="000000"/>
-                <w:sz w:val="28"/>
-                <w:szCs w:val="28"/>
-                <w:lang w:val="en-US" w:eastAsia="en-US"/>
-              </w:rPr>
-              <w:t xml:space="preserve"> SINH VIÊN</w:t>
+              <w:t>CHI BỘ {{chi_bo_sinh_hoat_caps}}</w:t>
             </w:r>
           </w:p>
           <w:p>
@@ -269,7 +233,7 @@
                   <v:path arrowok="t" fillok="f" o:connecttype="none"/>
                   <o:lock v:ext="edit" shapetype="t"/>
                 </v:shapetype>
-                <v:shape id="_x0000_s1026" type="#_x0000_t32" style="position:absolute;left:0;text-align:left;margin-left:15.15pt;margin-top:2.25pt;width:204.75pt;height:0;z-index:251657728" o:connectortype="straight"/>
+                <v:shape id="_x0000_s1026" type="#_x0000_t32" style="position:absolute;left:0;text-align:left;margin-left:15.15pt;margin-top:2.25pt;width:204.75pt;height:0;z-index:1" o:connectortype="straight"/>
               </w:pict>
             </w:r>
           </w:p>
@@ -286,44 +250,7 @@
               </w:rPr>
             </w:pPr>
             <w:r>
-              <w:rPr>
-                <w:rFonts w:ascii="Times New Roman" w:hAnsi="Times New Roman"/>
-                <w:color w:val="000000"/>
-                <w:sz w:val="28"/>
-                <w:szCs w:val="28"/>
-                <w:lang w:val="fr-BE" w:eastAsia="en-US"/>
-              </w:rPr>
-              <w:t xml:space="preserve">Đà Nẵng, ngày    tháng    </w:t>
-            </w:r>
-            <w:r>
-              <w:rPr>
-                <w:rFonts w:ascii="Times New Roman" w:hAnsi="Times New Roman"/>
-                <w:color w:val="000000"/>
-                <w:sz w:val="28"/>
-                <w:szCs w:val="28"/>
-                <w:lang w:val="fr-BE" w:eastAsia="en-US"/>
-              </w:rPr>
-              <w:t>năm 20</w:t>
-            </w:r>
-            <w:r>
-              <w:rPr>
-                <w:rFonts w:ascii="Times New Roman" w:hAnsi="Times New Roman"/>
-                <w:color w:val="000000"/>
-                <w:sz w:val="28"/>
-                <w:szCs w:val="28"/>
-                <w:lang w:val="fr-BE" w:eastAsia="en-US"/>
-              </w:rPr>
-              <w:t>2</w:t>
-            </w:r>
-            <w:r>
-              <w:rPr>
-                <w:rFonts w:ascii="Times New Roman" w:hAnsi="Times New Roman"/>
-                <w:color w:val="000000"/>
-                <w:sz w:val="28"/>
-                <w:szCs w:val="28"/>
-                <w:lang w:val="fr-BE" w:eastAsia="en-US"/>
-              </w:rPr>
-              <w:t>6</w:t>
+              <w:t>{{tinh_tp}}, ngày {{ngay_ky_d}} tháng {{ngay_ky_m}} năm {{ngay_ky_y}}</w:t>
             </w:r>
           </w:p>
         </w:tc>
@@ -364,6 +291,7 @@
           <w:lang w:val="fr-BE"/>
         </w:rPr>
       </w:pPr>
+      <w:proofErr w:type="gramStart"/>
       <w:r>
         <w:rPr>
           <w:b/>
@@ -382,7 +310,18 @@
           <w:szCs w:val="28"/>
           <w:lang w:val="fr-BE"/>
         </w:rPr>
-        <w:t>ề nghị công nhận đảng viên chính thức</w:t>
+        <w:t>ề</w:t>
+      </w:r>
+      <w:proofErr w:type="gramEnd"/>
+      <w:r>
+        <w:rPr>
+          <w:b/>
+          <w:color w:val="000000"/>
+          <w:sz w:val="28"/>
+          <w:szCs w:val="28"/>
+          <w:lang w:val="fr-BE"/>
+        </w:rPr>
+        <w:t xml:space="preserve"> nghị công nhận đảng viên chính thức</w:t>
       </w:r>
     </w:p>
     <w:p>
@@ -458,229 +397,7 @@
         </w:rPr>
       </w:pPr>
       <w:r>
-        <w:rPr>
-          <w:color w:val="000000"/>
-          <w:sz w:val="28"/>
-          <w:szCs w:val="28"/>
-          <w:lang w:val="fr-BE"/>
-        </w:rPr>
-        <w:t xml:space="preserve">Ngày </w:t>
-      </w:r>
-      <w:r>
-        <w:rPr>
-          <w:color w:val="000000"/>
-          <w:sz w:val="28"/>
-          <w:szCs w:val="28"/>
-          <w:lang w:val="fr-BE"/>
-        </w:rPr>
-        <w:t xml:space="preserve">    </w:t>
-      </w:r>
-      <w:r>
-        <w:rPr>
-          <w:color w:val="000000"/>
-          <w:sz w:val="28"/>
-          <w:szCs w:val="28"/>
-          <w:lang w:val="fr-BE"/>
-        </w:rPr>
-        <w:t xml:space="preserve"> tháng </w:t>
-      </w:r>
-      <w:r>
-        <w:rPr>
-          <w:color w:val="000000"/>
-          <w:sz w:val="28"/>
-          <w:szCs w:val="28"/>
-          <w:lang w:val="fr-BE"/>
-        </w:rPr>
-        <w:t xml:space="preserve">    </w:t>
-      </w:r>
-      <w:r>
-        <w:rPr>
-          <w:color w:val="000000"/>
-          <w:sz w:val="28"/>
-          <w:szCs w:val="28"/>
-          <w:lang w:val="fr-BE"/>
-        </w:rPr>
-        <w:t xml:space="preserve"> năm </w:t>
-      </w:r>
-      <w:r>
-        <w:rPr>
-          <w:color w:val="000000"/>
-          <w:sz w:val="28"/>
-          <w:szCs w:val="28"/>
-          <w:lang w:val="fr-BE"/>
-        </w:rPr>
-        <w:t>2026</w:t>
-      </w:r>
-      <w:r>
-        <w:rPr>
-          <w:color w:val="000000"/>
-          <w:sz w:val="28"/>
-          <w:szCs w:val="28"/>
-          <w:lang w:val="fr-BE"/>
-        </w:rPr>
-        <w:t xml:space="preserve">, </w:t>
-      </w:r>
-      <w:r>
-        <w:rPr>
-          <w:color w:val="000000"/>
-          <w:sz w:val="28"/>
-          <w:szCs w:val="28"/>
-          <w:lang w:val="fr-BE"/>
-        </w:rPr>
-        <w:t>C</w:t>
-      </w:r>
-      <w:r>
-        <w:rPr>
-          <w:color w:val="000000"/>
-          <w:sz w:val="28"/>
-          <w:szCs w:val="28"/>
-          <w:lang w:val="fr-BE"/>
-        </w:rPr>
-        <w:t>hi bộ</w:t>
-      </w:r>
-      <w:r>
-        <w:rPr>
-          <w:color w:val="000000"/>
-          <w:sz w:val="28"/>
-          <w:szCs w:val="28"/>
-          <w:lang w:val="fr-BE"/>
-        </w:rPr>
-        <w:t xml:space="preserve"> </w:t>
-      </w:r>
-      <w:r>
-        <w:rPr>
-          <w:color w:val="000000"/>
-          <w:sz w:val="28"/>
-          <w:szCs w:val="28"/>
-          <w:lang w:val="fr-BE"/>
-        </w:rPr>
-        <w:t xml:space="preserve">Sinh viên </w:t>
-      </w:r>
-      <w:r>
-        <w:rPr>
-          <w:color w:val="000000"/>
-          <w:sz w:val="28"/>
-          <w:szCs w:val="28"/>
-          <w:lang w:val="fr-BE"/>
-        </w:rPr>
-        <w:t>đ</w:t>
-      </w:r>
-      <w:r>
-        <w:rPr>
-          <w:color w:val="000000"/>
-          <w:sz w:val="28"/>
-          <w:szCs w:val="28"/>
-          <w:lang w:val="fr-BE"/>
-        </w:rPr>
-        <w:t xml:space="preserve">ã họp để xét, đề nghị công nhận đảng viên dự bị </w:t>
-      </w:r>
-      <w:r>
-        <w:rPr>
-          <w:color w:val="000000"/>
-          <w:sz w:val="28"/>
-          <w:szCs w:val="28"/>
-          <w:lang w:val="fr-BE"/>
-        </w:rPr>
-        <w:t xml:space="preserve">Nguyễn Hữu Ái Quốc </w:t>
-      </w:r>
-      <w:r>
-        <w:rPr>
-          <w:color w:val="000000"/>
-          <w:sz w:val="28"/>
-          <w:szCs w:val="28"/>
-          <w:lang w:val="fr-BE"/>
-        </w:rPr>
-        <w:t>được kết nạp</w:t>
-      </w:r>
-      <w:r>
-        <w:rPr>
-          <w:color w:val="000000"/>
-          <w:sz w:val="28"/>
-          <w:szCs w:val="28"/>
-          <w:lang w:val="fr-BE"/>
-        </w:rPr>
-        <w:t xml:space="preserve"> </w:t>
-      </w:r>
-      <w:r>
-        <w:rPr>
-          <w:color w:val="000000"/>
-          <w:sz w:val="28"/>
-          <w:szCs w:val="28"/>
-          <w:lang w:val="fr-BE"/>
-        </w:rPr>
-        <w:t>vào Đảng ngày</w:t>
-      </w:r>
-      <w:r>
-        <w:rPr>
-          <w:color w:val="000000"/>
-          <w:sz w:val="28"/>
-          <w:szCs w:val="28"/>
-          <w:lang w:val="fr-BE"/>
-        </w:rPr>
-        <w:t xml:space="preserve"> 30</w:t>
-      </w:r>
-      <w:r>
-        <w:rPr>
-          <w:color w:val="000000"/>
-          <w:sz w:val="28"/>
-          <w:szCs w:val="28"/>
-          <w:lang w:val="fr-BE"/>
-        </w:rPr>
-        <w:t xml:space="preserve"> tháng </w:t>
-      </w:r>
-      <w:r>
-        <w:rPr>
-          <w:color w:val="000000"/>
-          <w:sz w:val="28"/>
-          <w:szCs w:val="28"/>
-          <w:lang w:val="fr-BE"/>
-        </w:rPr>
-        <w:t>5</w:t>
-      </w:r>
-      <w:r>
-        <w:rPr>
-          <w:color w:val="000000"/>
-          <w:sz w:val="28"/>
-          <w:szCs w:val="28"/>
-          <w:lang w:val="fr-BE"/>
-        </w:rPr>
-        <w:t xml:space="preserve"> năm </w:t>
-      </w:r>
-      <w:r>
-        <w:rPr>
-          <w:color w:val="000000"/>
-          <w:sz w:val="28"/>
-          <w:szCs w:val="28"/>
-          <w:lang w:val="fr-BE"/>
-        </w:rPr>
-        <w:t>2026</w:t>
-      </w:r>
-      <w:r>
-        <w:rPr>
-          <w:color w:val="000000"/>
-          <w:sz w:val="28"/>
-          <w:szCs w:val="28"/>
-          <w:lang w:val="fr-BE"/>
-        </w:rPr>
-        <w:t xml:space="preserve"> </w:t>
-      </w:r>
-      <w:r>
-        <w:rPr>
-          <w:color w:val="000000"/>
-          <w:sz w:val="28"/>
-          <w:szCs w:val="28"/>
-          <w:lang w:val="fr-BE"/>
-        </w:rPr>
-        <w:t>trở thành đảng viên chính thức</w:t>
-      </w:r>
-      <w:r>
-        <w:rPr>
-          <w:color w:val="000000"/>
-          <w:sz w:val="28"/>
-          <w:szCs w:val="28"/>
-          <w:lang w:val="fr-BE"/>
-        </w:rPr>
-        <w:t>.</w:t>
+        <w:t>Ngày {{ngay_hop_chi_bo_d}} tháng {{ngay_hop_chi_bo_m}} năm {{ngay_hop_chi_bo_y}}, Chi bộ {{chi_bo_sinh_hoat}} đã họp để xét, đề nghị công nhận đảng viên dự bị {{ho_ten}} được kết nạp vào Đảng ngày {{ngay_vao_dang_d}} tháng {{ngay_vao_dang_m}} năm {{ngay_vao_dang_y}} trở thành đảng viên chính thức.</w:t>
       </w:r>
     </w:p>
     <w:p>
@@ -696,148 +413,7 @@
         </w:rPr>
       </w:pPr>
       <w:r>
-        <w:rPr>
-          <w:color w:val="000000"/>
-          <w:sz w:val="28"/>
-          <w:szCs w:val="28"/>
-          <w:lang w:val="fr-BE"/>
-        </w:rPr>
-        <w:t>Tổng số đảng viên</w:t>
-      </w:r>
-      <w:r>
-        <w:rPr>
-          <w:color w:val="000000"/>
-          <w:sz w:val="28"/>
-          <w:szCs w:val="28"/>
-          <w:lang w:val="fr-BE"/>
-        </w:rPr>
-        <w:t xml:space="preserve"> của </w:t>
-      </w:r>
-      <w:r>
-        <w:rPr>
-          <w:color w:val="000000"/>
-          <w:sz w:val="28"/>
-          <w:szCs w:val="28"/>
-          <w:lang w:val="fr-BE"/>
-        </w:rPr>
-        <w:t>C</w:t>
-      </w:r>
-      <w:r>
-        <w:rPr>
-          <w:color w:val="000000"/>
-          <w:sz w:val="28"/>
-          <w:szCs w:val="28"/>
-          <w:lang w:val="fr-BE"/>
-        </w:rPr>
-        <w:t xml:space="preserve">hi bộ: </w:t>
-      </w:r>
-      <w:r>
-        <w:rPr>
-          <w:color w:val="000000"/>
-          <w:sz w:val="28"/>
-          <w:szCs w:val="28"/>
-          <w:lang w:val="fr-BE"/>
-        </w:rPr>
-        <w:t>378</w:t>
-      </w:r>
-      <w:r>
-        <w:rPr>
-          <w:color w:val="000000"/>
-          <w:sz w:val="28"/>
-          <w:szCs w:val="28"/>
-          <w:lang w:val="fr-BE"/>
-        </w:rPr>
-        <w:t xml:space="preserve"> </w:t>
-      </w:r>
-      <w:r>
-        <w:rPr>
-          <w:color w:val="000000"/>
-          <w:sz w:val="28"/>
-          <w:szCs w:val="28"/>
-          <w:lang w:val="fr-BE"/>
-        </w:rPr>
-        <w:t>đảng viên, trong đó</w:t>
-      </w:r>
-      <w:r>
-        <w:rPr>
-          <w:color w:val="000000"/>
-          <w:sz w:val="28"/>
-          <w:szCs w:val="28"/>
-          <w:lang w:val="fr-BE"/>
-        </w:rPr>
-        <w:t xml:space="preserve"> chính thức</w:t>
-      </w:r>
-      <w:r>
-        <w:rPr>
-          <w:color w:val="000000"/>
-          <w:sz w:val="28"/>
-          <w:szCs w:val="28"/>
-          <w:lang w:val="fr-BE"/>
-        </w:rPr>
-        <w:t xml:space="preserve"> </w:t>
-      </w:r>
-      <w:r>
-        <w:rPr>
-          <w:color w:val="000000"/>
-          <w:sz w:val="28"/>
-          <w:szCs w:val="28"/>
-          <w:lang w:val="fr-BE"/>
-        </w:rPr>
-        <w:t>234</w:t>
-      </w:r>
-      <w:r>
-        <w:rPr>
-          <w:color w:val="000000"/>
-          <w:sz w:val="28"/>
-          <w:szCs w:val="28"/>
-          <w:lang w:val="fr-BE"/>
-        </w:rPr>
-        <w:t xml:space="preserve"> </w:t>
-      </w:r>
-      <w:r>
-        <w:rPr>
-          <w:color w:val="000000"/>
-          <w:sz w:val="28"/>
-          <w:szCs w:val="28"/>
-          <w:lang w:val="fr-BE"/>
-        </w:rPr>
-        <w:t>đ</w:t>
-      </w:r>
-      <w:r>
-        <w:rPr>
-          <w:color w:val="000000"/>
-          <w:sz w:val="28"/>
-          <w:szCs w:val="28"/>
-          <w:lang w:val="fr-BE"/>
-        </w:rPr>
-        <w:t>ồng chí</w:t>
-      </w:r>
-      <w:r>
-        <w:rPr>
-          <w:color w:val="000000"/>
-          <w:sz w:val="28"/>
-          <w:szCs w:val="28"/>
-          <w:lang w:val="fr-BE"/>
-        </w:rPr>
-        <w:t>, dự bị</w:t>
-      </w:r>
-      <w:r>
-        <w:rPr>
-          <w:color w:val="000000"/>
-          <w:sz w:val="28"/>
-          <w:szCs w:val="28"/>
-          <w:lang w:val="fr-BE"/>
-        </w:rPr>
-        <w:t xml:space="preserve"> 144</w:t>
-      </w:r>
-      <w:r>
-        <w:rPr>
-          <w:color w:val="000000"/>
-          <w:sz w:val="28"/>
-          <w:szCs w:val="28"/>
-          <w:lang w:val="fr-BE"/>
-        </w:rPr>
-        <w:t xml:space="preserve"> đồng chí</w:t>
+        <w:t>Tổng số đảng viên của Chi bộ: {{tong_so_dv}} đảng viên, trong đó chính thức {{tong_so_dv_chinh_thuc}} đồng chí, dự bị {{tong_so_dv_du_bi}} đồng chí</w:t>
       </w:r>
     </w:p>
     <w:p>
@@ -853,94 +429,7 @@
         </w:rPr>
       </w:pPr>
       <w:r>
-        <w:rPr>
-          <w:color w:val="000000"/>
-          <w:sz w:val="28"/>
-          <w:szCs w:val="28"/>
-          <w:lang w:val="fr-BE"/>
-        </w:rPr>
-        <w:t xml:space="preserve">Có mặt: </w:t>
-      </w:r>
-      <w:r>
-        <w:rPr>
-          <w:color w:val="000000"/>
-          <w:sz w:val="28"/>
-          <w:szCs w:val="28"/>
-          <w:lang w:val="fr-BE"/>
-        </w:rPr>
-        <w:t>378</w:t>
-      </w:r>
-      <w:r>
-        <w:rPr>
-          <w:color w:val="000000"/>
-          <w:sz w:val="28"/>
-          <w:szCs w:val="28"/>
-          <w:lang w:val="fr-BE"/>
-        </w:rPr>
-        <w:t xml:space="preserve"> </w:t>
-      </w:r>
-      <w:r>
-        <w:rPr>
-          <w:color w:val="000000"/>
-          <w:sz w:val="28"/>
-          <w:szCs w:val="28"/>
-          <w:lang w:val="fr-BE"/>
-        </w:rPr>
-        <w:t>đảng viên, trong đó chính thức</w:t>
-      </w:r>
-      <w:r>
-        <w:rPr>
-          <w:color w:val="000000"/>
-          <w:sz w:val="28"/>
-          <w:szCs w:val="28"/>
-          <w:lang w:val="fr-BE"/>
-        </w:rPr>
-        <w:t xml:space="preserve"> 234</w:t>
-      </w:r>
-      <w:r>
-        <w:rPr>
-          <w:color w:val="000000"/>
-          <w:sz w:val="28"/>
-          <w:szCs w:val="28"/>
-          <w:lang w:val="fr-BE"/>
-        </w:rPr>
-        <w:t xml:space="preserve"> đồng chí, dự bị</w:t>
-      </w:r>
-      <w:r>
-        <w:rPr>
-          <w:color w:val="000000"/>
-          <w:sz w:val="28"/>
-          <w:szCs w:val="28"/>
-          <w:lang w:val="fr-BE"/>
-        </w:rPr>
-        <w:t xml:space="preserve"> </w:t>
-      </w:r>
-      <w:r>
-        <w:rPr>
-          <w:color w:val="000000"/>
-          <w:sz w:val="28"/>
-          <w:szCs w:val="28"/>
-          <w:lang w:val="fr-BE"/>
-        </w:rPr>
-        <w:t xml:space="preserve">144 </w:t>
-      </w:r>
-      <w:r>
-        <w:rPr>
-          <w:color w:val="000000"/>
-          <w:sz w:val="28"/>
-          <w:szCs w:val="28"/>
-          <w:lang w:val="fr-BE"/>
-        </w:rPr>
-        <w:t>đồng chí</w:t>
-      </w:r>
-      <w:r>
-        <w:rPr>
-          <w:color w:val="000000"/>
-          <w:sz w:val="28"/>
-          <w:szCs w:val="28"/>
-          <w:lang w:val="fr-BE"/>
-        </w:rPr>
-        <w:t>.</w:t>
+        <w:t>Có mặt: {{tong_so_dv}} đảng viên, trong đó chính thức {{tong_so_dv_chinh_thuc}} đồng chí, dự bị {{tong_so_dv_du_bi}} đồng chí.</w:t>
       </w:r>
     </w:p>
     <w:p>
@@ -956,103 +445,7 @@
         </w:rPr>
       </w:pPr>
       <w:r>
-        <w:rPr>
-          <w:color w:val="000000"/>
-          <w:sz w:val="28"/>
-          <w:szCs w:val="28"/>
-          <w:lang w:val="fr-BE"/>
-        </w:rPr>
-        <w:t>Vắng mặt</w:t>
-      </w:r>
-      <w:r>
-        <w:rPr>
-          <w:color w:val="000000"/>
-          <w:sz w:val="28"/>
-          <w:szCs w:val="28"/>
-          <w:lang w:val="fr-BE"/>
-        </w:rPr>
-        <w:t>:</w:t>
-      </w:r>
-      <w:r>
-        <w:rPr>
-          <w:color w:val="000000"/>
-          <w:sz w:val="28"/>
-          <w:szCs w:val="28"/>
-          <w:lang w:val="fr-BE"/>
-        </w:rPr>
-        <w:t xml:space="preserve"> 0</w:t>
-      </w:r>
-      <w:r>
-        <w:rPr>
-          <w:color w:val="000000"/>
-          <w:sz w:val="28"/>
-          <w:szCs w:val="28"/>
-          <w:lang w:val="fr-BE"/>
-        </w:rPr>
-        <w:t xml:space="preserve"> đảng viên, trong đó chính thức</w:t>
-      </w:r>
-      <w:r>
-        <w:rPr>
-          <w:color w:val="000000"/>
-          <w:sz w:val="28"/>
-          <w:szCs w:val="28"/>
-          <w:lang w:val="fr-BE"/>
-        </w:rPr>
-        <w:t xml:space="preserve"> </w:t>
-      </w:r>
-      <w:r>
-        <w:rPr>
-          <w:color w:val="000000"/>
-          <w:sz w:val="28"/>
-          <w:szCs w:val="28"/>
-          <w:lang w:val="fr-BE"/>
-        </w:rPr>
-        <w:t>0</w:t>
-      </w:r>
-      <w:r>
-        <w:rPr>
-          <w:color w:val="000000"/>
-          <w:sz w:val="28"/>
-          <w:szCs w:val="28"/>
-          <w:lang w:val="fr-BE"/>
-        </w:rPr>
-        <w:t xml:space="preserve"> đồng chí, dự bị</w:t>
-      </w:r>
-      <w:r>
-        <w:rPr>
-          <w:color w:val="000000"/>
-          <w:sz w:val="28"/>
-          <w:szCs w:val="28"/>
-          <w:lang w:val="fr-BE"/>
-        </w:rPr>
-        <w:t xml:space="preserve"> </w:t>
-      </w:r>
-      <w:r>
-        <w:rPr>
-          <w:color w:val="000000"/>
-          <w:sz w:val="28"/>
-          <w:szCs w:val="28"/>
-          <w:lang w:val="fr-BE"/>
-        </w:rPr>
-        <w:t>0</w:t>
-      </w:r>
-      <w:r>
-        <w:rPr>
-          <w:color w:val="000000"/>
-          <w:sz w:val="28"/>
-          <w:szCs w:val="28"/>
-          <w:lang w:val="fr-BE"/>
-        </w:rPr>
-        <w:t xml:space="preserve"> đồng chí</w:t>
-      </w:r>
-      <w:r>
-        <w:rPr>
-          <w:color w:val="000000"/>
-          <w:sz w:val="28"/>
-          <w:szCs w:val="28"/>
-          <w:lang w:val="fr-BE"/>
-        </w:rPr>
-        <w:t>.</w:t>
+        <w:t>Vắng mặt: {{vang_chi_bo}} đảng viên, trong đó chính thức {{vang_chinh_thuc_chi_bo}} đồng chí, dự bị {{vang_du_bi_chi_bo}} đồng chí.</w:t>
       </w:r>
     </w:p>
     <w:p>
@@ -1101,7 +494,7 @@
           <w:szCs w:val="28"/>
           <w:lang w:val="fr-BE"/>
         </w:rPr>
-        <w:t xml:space="preserve"> Bùi Trung Hiệp</w:t>
+        <w:t xml:space="preserve"> {{chu_tri_chi_bo}}</w:t>
       </w:r>
       <w:r>
         <w:rPr>
@@ -1146,7 +539,7 @@
           <w:szCs w:val="28"/>
           <w:lang w:val="fr-BE"/>
         </w:rPr>
-        <w:t>Bí thư Chi bộ</w:t>
+        <w:t>{{chuc_vu_chu_tri_chi_bo}}</w:t>
       </w:r>
     </w:p>
     <w:p>
@@ -1162,58 +555,7 @@
         </w:rPr>
       </w:pPr>
       <w:r>
-        <w:rPr>
-          <w:color w:val="000000"/>
-          <w:sz w:val="28"/>
-          <w:szCs w:val="28"/>
-          <w:lang w:val="fr-BE"/>
-        </w:rPr>
-        <w:t xml:space="preserve">Thư ký hội nghị: </w:t>
-      </w:r>
-      <w:r>
-        <w:rPr>
-          <w:color w:val="000000"/>
-          <w:sz w:val="28"/>
-          <w:szCs w:val="28"/>
-          <w:lang w:val="fr-BE"/>
-        </w:rPr>
-        <w:t>Đ</w:t>
-      </w:r>
-      <w:r>
-        <w:rPr>
-          <w:color w:val="000000"/>
-          <w:sz w:val="28"/>
-          <w:szCs w:val="28"/>
-          <w:lang w:val="fr-BE"/>
-        </w:rPr>
-        <w:t>ồng chí</w:t>
-      </w:r>
-      <w:r>
-        <w:rPr>
-          <w:color w:val="000000"/>
-          <w:sz w:val="28"/>
-          <w:szCs w:val="28"/>
-          <w:lang w:val="fr-BE"/>
-        </w:rPr>
-        <w:t xml:space="preserve"> </w:t>
-      </w:r>
-      <w:r>
-        <w:rPr>
-          <w:color w:val="000000"/>
-          <w:sz w:val="28"/>
-          <w:szCs w:val="28"/>
-          <w:lang w:val="fr-BE"/>
-        </w:rPr>
-        <w:t>L</w:t>
-      </w:r>
-      <w:r>
-        <w:rPr>
-          <w:color w:val="000000"/>
-          <w:sz w:val="28"/>
-          <w:szCs w:val="28"/>
-          <w:lang w:val="fr-BE"/>
-        </w:rPr>
-        <w:t>ê Vĩnh Diện</w:t>
+        <w:t>Thư ký hội nghị: Đồng chí {{thu_ky_chi_bo}}</w:t>
       </w:r>
     </w:p>
     <w:p>
@@ -1229,67 +571,7 @@
         </w:rPr>
       </w:pPr>
       <w:r>
-        <w:rPr>
-          <w:color w:val="000000"/>
-          <w:sz w:val="28"/>
-          <w:szCs w:val="28"/>
-          <w:lang w:val="fr-BE"/>
-        </w:rPr>
-        <w:t xml:space="preserve">Sau khi nghe báo cáo và thảo luận, </w:t>
-      </w:r>
-      <w:r>
-        <w:rPr>
-          <w:color w:val="000000"/>
-          <w:sz w:val="28"/>
-          <w:szCs w:val="28"/>
-          <w:lang w:val="fr-BE"/>
-        </w:rPr>
-        <w:t>C</w:t>
-      </w:r>
-      <w:r>
-        <w:rPr>
-          <w:color w:val="000000"/>
-          <w:sz w:val="28"/>
-          <w:szCs w:val="28"/>
-          <w:lang w:val="fr-BE"/>
-        </w:rPr>
-        <w:t>hi bộ</w:t>
-      </w:r>
-      <w:r>
-        <w:rPr>
-          <w:color w:val="000000"/>
-          <w:sz w:val="28"/>
-          <w:szCs w:val="28"/>
-          <w:lang w:val="fr-BE"/>
-        </w:rPr>
-        <w:t xml:space="preserve"> thống nhất kết luận về đảng viên dự bị </w:t>
-      </w:r>
-      <w:r>
-        <w:rPr>
-          <w:color w:val="000000"/>
-          <w:sz w:val="28"/>
-          <w:szCs w:val="28"/>
-          <w:lang w:val="fr-BE"/>
-        </w:rPr>
-        <w:t>Ng</w:t>
-      </w:r>
-      <w:r>
-        <w:rPr>
-          <w:color w:val="000000"/>
-          <w:sz w:val="28"/>
-          <w:szCs w:val="28"/>
-          <w:lang w:val="fr-BE"/>
-        </w:rPr>
-        <w:t>uyễn Hữu Ái Quốc</w:t>
-      </w:r>
-      <w:r>
-        <w:rPr>
-          <w:color w:val="000000"/>
-          <w:sz w:val="28"/>
-          <w:szCs w:val="28"/>
-          <w:lang w:val="fr-BE"/>
-        </w:rPr>
-        <w:t xml:space="preserve"> như sau:</w:t>
+        <w:t>Sau khi nghe báo cáo và thảo luận, Chi bộ thống nhất kết luận về đảng viên dự bị {{ho_ten}} như sau:</w:t>
       </w:r>
     </w:p>
     <w:p>
@@ -1302,6 +584,7 @@
           <w:color w:val="000000"/>
           <w:sz w:val="28"/>
           <w:szCs w:val="28"/>
+          <w:lang w:val="fr-BE"/>
         </w:rPr>
       </w:pPr>
       <w:r>
@@ -1310,6 +593,7 @@
           <w:color w:val="000000"/>
           <w:sz w:val="28"/>
           <w:szCs w:val="28"/>
+          <w:lang w:val="fr-BE"/>
         </w:rPr>
         <w:t>Những ưu, khuyết điểm chính:</w:t>
       </w:r>
@@ -1323,13 +607,15 @@
           <w:color w:val="000000"/>
           <w:sz w:val="28"/>
           <w:szCs w:val="28"/>
-        </w:rPr>
-      </w:pPr>
-      <w:r>
-        <w:rPr>
-          <w:color w:val="000000"/>
-          <w:sz w:val="28"/>
-          <w:szCs w:val="28"/>
+          <w:lang w:val="fr-BE"/>
+        </w:rPr>
+      </w:pPr>
+      <w:r>
+        <w:rPr>
+          <w:color w:val="000000"/>
+          <w:sz w:val="28"/>
+          <w:szCs w:val="28"/>
+          <w:lang w:val="fr-BE"/>
         </w:rPr>
         <w:tab/>
       </w:r>
@@ -1338,6 +624,7 @@
           <w:color w:val="000000"/>
           <w:sz w:val="28"/>
           <w:szCs w:val="28"/>
+          <w:lang w:val="fr-BE"/>
         </w:rPr>
         <w:t>- Có phẩm chất chính trị tốt lập trường tư tưởng vững vàng, tuyệt đối trung thành với đường lối của Đảng, tác phong đứng đắn, mẫu mực.</w:t>
       </w:r>
@@ -1351,13 +638,15 @@
           <w:color w:val="000000"/>
           <w:sz w:val="28"/>
           <w:szCs w:val="28"/>
-        </w:rPr>
-      </w:pPr>
-      <w:r>
-        <w:rPr>
-          <w:color w:val="000000"/>
-          <w:sz w:val="28"/>
-          <w:szCs w:val="28"/>
+          <w:lang w:val="fr-BE"/>
+        </w:rPr>
+      </w:pPr>
+      <w:r>
+        <w:rPr>
+          <w:color w:val="000000"/>
+          <w:sz w:val="28"/>
+          <w:szCs w:val="28"/>
+          <w:lang w:val="fr-BE"/>
         </w:rPr>
         <w:t>-  Có lối sống đạo đức trong sáng, giản dị, luôn có ý thức tu dưỡng và rèn luyện đạo đức, luôn là tấm gương sáng cho các thế hệ noi theo.</w:t>
       </w:r>
@@ -1371,13 +660,15 @@
           <w:color w:val="000000"/>
           <w:sz w:val="28"/>
           <w:szCs w:val="28"/>
-        </w:rPr>
-      </w:pPr>
-      <w:r>
-        <w:rPr>
-          <w:color w:val="000000"/>
-          <w:sz w:val="28"/>
-          <w:szCs w:val="28"/>
+          <w:lang w:val="fr-BE"/>
+        </w:rPr>
+      </w:pPr>
+      <w:r>
+        <w:rPr>
+          <w:color w:val="000000"/>
+          <w:sz w:val="28"/>
+          <w:szCs w:val="28"/>
+          <w:lang w:val="fr-BE"/>
         </w:rPr>
         <w:t>- Có năng lực công tác tốt, luôn tích cực tham gia các hoạt động của chi Đoàn, khoa, Đoàn trường.</w:t>
       </w:r>
@@ -1391,13 +682,15 @@
           <w:color w:val="000000"/>
           <w:sz w:val="28"/>
           <w:szCs w:val="28"/>
-        </w:rPr>
-      </w:pPr>
-      <w:r>
-        <w:rPr>
-          <w:color w:val="000000"/>
-          <w:sz w:val="28"/>
-          <w:szCs w:val="28"/>
+          <w:lang w:val="fr-BE"/>
+        </w:rPr>
+      </w:pPr>
+      <w:r>
+        <w:rPr>
+          <w:color w:val="000000"/>
+          <w:sz w:val="28"/>
+          <w:szCs w:val="28"/>
+          <w:lang w:val="fr-BE"/>
         </w:rPr>
         <w:t>-  Tính tình vui vẻ, hòa đồng, luôn giúp đỡ mọi người.</w:t>
       </w:r>
@@ -1411,23 +704,17 @@
           <w:color w:val="000000"/>
           <w:sz w:val="28"/>
           <w:szCs w:val="28"/>
-        </w:rPr>
-      </w:pPr>
-      <w:r>
-        <w:rPr>
-          <w:color w:val="000000"/>
-          <w:sz w:val="28"/>
-          <w:szCs w:val="28"/>
-        </w:rPr>
-        <w:t>-  Luôn có thái độ cầu thị trong việc nhìn nhận, sửa chữa, khắc phục khuyết điểm</w:t>
-      </w:r>
-      <w:r>
-        <w:rPr>
-          <w:color w:val="000000"/>
-          <w:sz w:val="28"/>
-          <w:szCs w:val="28"/>
-        </w:rPr>
-        <w:t xml:space="preserve"> của bản thân.</w:t>
+          <w:lang w:val="fr-BE"/>
+        </w:rPr>
+      </w:pPr>
+      <w:r>
+        <w:rPr>
+          <w:color w:val="000000"/>
+          <w:sz w:val="28"/>
+          <w:szCs w:val="28"/>
+          <w:lang w:val="fr-BE"/>
+        </w:rPr>
+        <w:t>-  Luôn có thái độ cầu thị trong việc nhìn nhận, sửa chữa, khắc phục khuyết điểm của bản thân.</w:t>
       </w:r>
     </w:p>
     <w:p>
@@ -1438,53 +725,75 @@
           <w:color w:val="000000"/>
           <w:sz w:val="28"/>
           <w:szCs w:val="28"/>
-        </w:rPr>
-      </w:pPr>
-      <w:r>
-        <w:rPr>
-          <w:color w:val="000000"/>
-          <w:sz w:val="28"/>
-          <w:szCs w:val="28"/>
-        </w:rPr>
-        <w:t xml:space="preserve">Đối chiếu với Quy định của Điều lệ Đảng về tiêu chuẩn đảng viên, </w:t>
-      </w:r>
-      <w:r>
-        <w:rPr>
-          <w:color w:val="000000"/>
-          <w:sz w:val="28"/>
-          <w:szCs w:val="28"/>
-        </w:rPr>
-        <w:t>số đảng viên chính thức tán thành cô</w:t>
-      </w:r>
-      <w:r>
-        <w:rPr>
-          <w:color w:val="000000"/>
-          <w:sz w:val="28"/>
-          <w:szCs w:val="28"/>
-        </w:rPr>
-        <w:t xml:space="preserve">ng </w:t>
-      </w:r>
-      <w:r>
-        <w:rPr>
-          <w:color w:val="000000"/>
-          <w:sz w:val="28"/>
-          <w:szCs w:val="28"/>
-        </w:rPr>
-        <w:t xml:space="preserve">nhận </w:t>
-      </w:r>
-      <w:r>
-        <w:rPr>
-          <w:color w:val="000000"/>
-          <w:sz w:val="28"/>
-          <w:szCs w:val="28"/>
-        </w:rPr>
-        <w:t>đảng viên dự</w:t>
-      </w:r>
-      <w:r>
-        <w:rPr>
-          <w:color w:val="000000"/>
-          <w:sz w:val="28"/>
-          <w:szCs w:val="28"/>
+          <w:lang w:val="fr-BE"/>
+        </w:rPr>
+      </w:pPr>
+      <w:r>
+        <w:t>Đối chiếu với Quy định của Điều lệ Đảng về tiêu chuẩn đảng viên, số đảng viên chính thức tán thành công nhận đảng viên dự bị {{ho_ten}} thành đảng viên chính thức là {{tan_thanh_chi_bo}} đồng chí (đạt {{ti_le_chi_bo}}%) so với tổng số đảng viên chính thức. Số đảng viên chính thức không tán thành {{khong_tan_thanh_chi_bo}} đồng chí (chiếm {{ti_le_khong_tan_thanh_chi_bo}}%).</w:t>
+      </w:r>
+    </w:p>
+    <w:p>
+      <w:pPr>
+        <w:ind w:firstLine="567"/>
+        <w:jc w:val="both"/>
+        <w:rPr>
+          <w:color w:val="000000"/>
+          <w:sz w:val="28"/>
+          <w:szCs w:val="28"/>
+          <w:lang w:val="fr-BE"/>
+        </w:rPr>
+      </w:pPr>
+      <w:r>
+        <w:rPr>
+          <w:color w:val="000000"/>
+          <w:sz w:val="28"/>
+          <w:szCs w:val="28"/>
+          <w:lang w:val="fr-BE"/>
+        </w:rPr>
+        <w:tab/>
+      </w:r>
+      <w:r>
+        <w:rPr>
+          <w:color w:val="000000"/>
+          <w:sz w:val="28"/>
+          <w:szCs w:val="28"/>
+          <w:lang w:val="fr-BE"/>
+        </w:rPr>
+        <w:t xml:space="preserve">Chi bộ báo cáo </w:t>
+      </w:r>
+      <w:r>
+        <w:rPr>
+          <w:color w:val="000000"/>
+          <w:sz w:val="28"/>
+          <w:szCs w:val="28"/>
+          <w:lang w:val="fr-BE"/>
+        </w:rPr>
+        <w:t xml:space="preserve">và đề nghị </w:t>
+      </w:r>
+      <w:r>
+        <w:rPr>
+          <w:color w:val="000000"/>
+          <w:sz w:val="28"/>
+          <w:szCs w:val="28"/>
+          <w:lang w:val="fr-BE"/>
+        </w:rPr>
+        <w:t>Đ</w:t>
+      </w:r>
+      <w:r>
+        <w:rPr>
+          <w:color w:val="000000"/>
+          <w:sz w:val="28"/>
+          <w:szCs w:val="28"/>
+          <w:lang w:val="fr-BE"/>
+        </w:rPr>
+        <w:t>ảng uỷ</w:t>
+      </w:r>
+      <w:r>
+        <w:rPr>
+          <w:color w:val="000000"/>
+          <w:sz w:val="28"/>
+          <w:szCs w:val="28"/>
+          <w:lang w:val="fr-BE"/>
         </w:rPr>
         <w:t xml:space="preserve"> </w:t>
       </w:r>
@@ -1493,282 +802,7 @@
           <w:color w:val="000000"/>
           <w:sz w:val="28"/>
           <w:szCs w:val="28"/>
-        </w:rPr>
-        <w:t>bị</w:t>
-      </w:r>
-      <w:r>
-        <w:rPr>
-          <w:color w:val="000000"/>
-          <w:sz w:val="28"/>
-          <w:szCs w:val="28"/>
-        </w:rPr>
-        <w:t xml:space="preserve"> Nguyễn Hữu Ái Quốc</w:t>
-      </w:r>
-      <w:r>
-        <w:rPr>
-          <w:color w:val="000000"/>
-          <w:sz w:val="28"/>
-          <w:szCs w:val="28"/>
-        </w:rPr>
-        <w:t xml:space="preserve"> </w:t>
-      </w:r>
-      <w:r>
-        <w:rPr>
-          <w:color w:val="000000"/>
-          <w:sz w:val="28"/>
-          <w:szCs w:val="28"/>
-        </w:rPr>
-        <w:t xml:space="preserve">thành </w:t>
-      </w:r>
-      <w:r>
-        <w:rPr>
-          <w:color w:val="000000"/>
-          <w:sz w:val="28"/>
-          <w:szCs w:val="28"/>
-        </w:rPr>
-        <w:t xml:space="preserve">đảng </w:t>
-      </w:r>
-      <w:r>
-        <w:rPr>
-          <w:color w:val="000000"/>
-          <w:sz w:val="28"/>
-          <w:szCs w:val="28"/>
-        </w:rPr>
-        <w:lastRenderedPageBreak/>
-        <w:t xml:space="preserve">viên chính thức </w:t>
-      </w:r>
-      <w:r>
-        <w:rPr>
-          <w:color w:val="000000"/>
-          <w:sz w:val="28"/>
-          <w:szCs w:val="28"/>
-        </w:rPr>
-        <w:t>là 234</w:t>
-      </w:r>
-      <w:r>
-        <w:rPr>
-          <w:color w:val="000000"/>
-          <w:sz w:val="28"/>
-          <w:szCs w:val="28"/>
-        </w:rPr>
-        <w:t xml:space="preserve"> đồng chí</w:t>
-      </w:r>
-      <w:r>
-        <w:rPr>
-          <w:color w:val="000000"/>
-          <w:sz w:val="28"/>
-          <w:szCs w:val="28"/>
-        </w:rPr>
-        <w:t xml:space="preserve"> (đạt </w:t>
-      </w:r>
-      <w:r>
-        <w:rPr>
-          <w:color w:val="000000"/>
-          <w:sz w:val="28"/>
-          <w:szCs w:val="28"/>
-        </w:rPr>
-        <w:t>100</w:t>
-      </w:r>
-      <w:r>
-        <w:rPr>
-          <w:color w:val="000000"/>
-          <w:sz w:val="28"/>
-          <w:szCs w:val="28"/>
-        </w:rPr>
-        <w:t>%)</w:t>
-      </w:r>
-      <w:r>
-        <w:rPr>
-          <w:color w:val="000000"/>
-          <w:sz w:val="28"/>
-          <w:szCs w:val="28"/>
-        </w:rPr>
-        <w:t xml:space="preserve"> so với tổng số </w:t>
-      </w:r>
-      <w:r>
-        <w:rPr>
-          <w:color w:val="000000"/>
-          <w:sz w:val="28"/>
-          <w:szCs w:val="28"/>
-        </w:rPr>
-        <w:t>đảng</w:t>
-      </w:r>
-      <w:r>
-        <w:rPr>
-          <w:color w:val="000000"/>
-          <w:sz w:val="28"/>
-          <w:szCs w:val="28"/>
-        </w:rPr>
-        <w:t xml:space="preserve"> viên</w:t>
-      </w:r>
-      <w:r>
-        <w:rPr>
-          <w:color w:val="000000"/>
-          <w:sz w:val="28"/>
-          <w:szCs w:val="28"/>
-        </w:rPr>
-        <w:t xml:space="preserve"> chính thức.</w:t>
-      </w:r>
-      <w:r>
-        <w:rPr>
-          <w:color w:val="000000"/>
-          <w:sz w:val="28"/>
-          <w:szCs w:val="28"/>
-        </w:rPr>
-        <w:t xml:space="preserve"> </w:t>
-      </w:r>
-      <w:r>
-        <w:rPr>
-          <w:color w:val="000000"/>
-          <w:sz w:val="28"/>
-          <w:szCs w:val="28"/>
-        </w:rPr>
-        <w:t xml:space="preserve">Số </w:t>
-      </w:r>
-      <w:r>
-        <w:rPr>
-          <w:color w:val="000000"/>
-          <w:sz w:val="28"/>
-          <w:szCs w:val="28"/>
-        </w:rPr>
-        <w:t xml:space="preserve">đảng viên chính thức </w:t>
-      </w:r>
-      <w:r>
-        <w:rPr>
-          <w:color w:val="000000"/>
-          <w:sz w:val="28"/>
-          <w:szCs w:val="28"/>
-        </w:rPr>
-        <w:t>không tán th</w:t>
-      </w:r>
-      <w:r>
-        <w:rPr>
-          <w:color w:val="000000"/>
-          <w:sz w:val="28"/>
-          <w:szCs w:val="28"/>
-        </w:rPr>
-        <w:t>ành</w:t>
-      </w:r>
-      <w:r>
-        <w:rPr>
-          <w:color w:val="000000"/>
-          <w:sz w:val="28"/>
-          <w:szCs w:val="28"/>
-        </w:rPr>
-        <w:t xml:space="preserve"> 0 </w:t>
-      </w:r>
-      <w:r>
-        <w:rPr>
-          <w:color w:val="000000"/>
-          <w:sz w:val="28"/>
-          <w:szCs w:val="28"/>
-        </w:rPr>
-        <w:t xml:space="preserve">đồng chí </w:t>
-      </w:r>
-      <w:r>
-        <w:rPr>
-          <w:color w:val="000000"/>
-          <w:sz w:val="28"/>
-          <w:szCs w:val="28"/>
-        </w:rPr>
-        <w:t>(</w:t>
-      </w:r>
-      <w:r>
-        <w:rPr>
-          <w:color w:val="000000"/>
-          <w:sz w:val="28"/>
-          <w:szCs w:val="28"/>
-        </w:rPr>
-        <w:t>chiếm</w:t>
-      </w:r>
-      <w:r>
-        <w:rPr>
-          <w:color w:val="000000"/>
-          <w:sz w:val="28"/>
-          <w:szCs w:val="28"/>
-        </w:rPr>
-        <w:t xml:space="preserve"> 0</w:t>
-      </w:r>
-      <w:r>
-        <w:rPr>
-          <w:color w:val="000000"/>
-          <w:sz w:val="28"/>
-          <w:szCs w:val="28"/>
-        </w:rPr>
-        <w:t>%)</w:t>
-      </w:r>
-      <w:r>
-        <w:rPr>
-          <w:color w:val="000000"/>
-          <w:sz w:val="28"/>
-          <w:szCs w:val="28"/>
-        </w:rPr>
-        <w:t>.</w:t>
-      </w:r>
-    </w:p>
-    <w:p>
-      <w:pPr>
-        <w:ind w:firstLine="567"/>
-        <w:jc w:val="both"/>
-        <w:rPr>
-          <w:color w:val="000000"/>
-          <w:sz w:val="28"/>
-          <w:szCs w:val="28"/>
-        </w:rPr>
-      </w:pPr>
-      <w:r>
-        <w:rPr>
-          <w:color w:val="000000"/>
-          <w:sz w:val="28"/>
-          <w:szCs w:val="28"/>
-        </w:rPr>
-        <w:tab/>
-      </w:r>
-      <w:r>
-        <w:rPr>
-          <w:color w:val="000000"/>
-          <w:sz w:val="28"/>
-          <w:szCs w:val="28"/>
-        </w:rPr>
-        <w:t xml:space="preserve">Chi bộ báo cáo </w:t>
-      </w:r>
-      <w:r>
-        <w:rPr>
-          <w:color w:val="000000"/>
-          <w:sz w:val="28"/>
-          <w:szCs w:val="28"/>
-        </w:rPr>
-        <w:t xml:space="preserve">và đề nghị </w:t>
-      </w:r>
-      <w:r>
-        <w:rPr>
-          <w:color w:val="000000"/>
-          <w:sz w:val="28"/>
-          <w:szCs w:val="28"/>
-        </w:rPr>
-        <w:t>Đ</w:t>
-      </w:r>
-      <w:r>
-        <w:rPr>
-          <w:color w:val="000000"/>
-          <w:sz w:val="28"/>
-          <w:szCs w:val="28"/>
-        </w:rPr>
-        <w:t>ảng uỷ</w:t>
-      </w:r>
-      <w:r>
-        <w:rPr>
-          <w:color w:val="000000"/>
-          <w:sz w:val="28"/>
-          <w:szCs w:val="28"/>
-        </w:rPr>
-        <w:t xml:space="preserve"> </w:t>
-      </w:r>
-      <w:r>
-        <w:rPr>
-          <w:color w:val="000000"/>
-          <w:sz w:val="28"/>
-          <w:szCs w:val="28"/>
+          <w:lang w:val="fr-BE"/>
         </w:rPr>
         <w:t xml:space="preserve">Trường Đại học Kinh tế </w:t>
       </w:r>
@@ -1777,6 +811,7 @@
           <w:color w:val="000000"/>
           <w:sz w:val="28"/>
           <w:szCs w:val="28"/>
+          <w:lang w:val="fr-BE"/>
         </w:rPr>
         <w:t>xét</w:t>
       </w:r>
@@ -1785,6 +820,7 @@
           <w:color w:val="000000"/>
           <w:sz w:val="28"/>
           <w:szCs w:val="28"/>
+          <w:lang w:val="fr-BE"/>
         </w:rPr>
         <w:t xml:space="preserve">, </w:t>
       </w:r>
@@ -1793,6 +829,7 @@
           <w:color w:val="000000"/>
           <w:sz w:val="28"/>
           <w:szCs w:val="28"/>
+          <w:lang w:val="fr-BE"/>
         </w:rPr>
         <w:t xml:space="preserve">công nhận đảng viên dự bị </w:t>
       </w:r>
@@ -1801,14 +838,16 @@
           <w:color w:val="000000"/>
           <w:sz w:val="28"/>
           <w:szCs w:val="28"/>
-        </w:rPr>
-        <w:t>Nguyễn Hữu Ái Quốc</w:t>
-      </w:r>
-      <w:r>
-        <w:rPr>
-          <w:color w:val="000000"/>
-          <w:sz w:val="28"/>
-          <w:szCs w:val="28"/>
+          <w:lang w:val="fr-BE"/>
+        </w:rPr>
+        <w:t>{{ho_ten}}</w:t>
+      </w:r>
+      <w:r>
+        <w:rPr>
+          <w:color w:val="000000"/>
+          <w:sz w:val="28"/>
+          <w:szCs w:val="28"/>
+          <w:lang w:val="fr-BE"/>
         </w:rPr>
         <w:t xml:space="preserve"> trở thành đảng viên chính thức của Đảng Cộng Sản Việt Nam.</w:t>
       </w:r>
@@ -1820,6 +859,7 @@
           <w:color w:val="000000"/>
           <w:sz w:val="28"/>
           <w:szCs w:val="28"/>
+          <w:lang w:val="fr-BE"/>
         </w:rPr>
       </w:pPr>
     </w:p>
@@ -1942,76 +982,12 @@
         </w:rPr>
       </w:pPr>
       <w:r>
-        <w:rPr>
-          <w:color w:val="000000"/>
-          <w:lang w:val="it-IT"/>
-        </w:rPr>
-        <w:t xml:space="preserve">- </w:t>
-      </w:r>
-      <w:r>
-        <w:rPr>
-          <w:color w:val="000000"/>
-          <w:lang w:val="it-IT"/>
-        </w:rPr>
-        <w:t>Đảng uỷ</w:t>
-      </w:r>
-      <w:r>
-        <w:rPr>
-          <w:color w:val="000000"/>
-          <w:lang w:val="it-IT"/>
-        </w:rPr>
-        <w:t xml:space="preserve"> Trường ĐHKT</w:t>
-      </w:r>
-      <w:r>
-        <w:rPr>
-          <w:color w:val="000000"/>
-          <w:lang w:val="it-IT"/>
-        </w:rPr>
-        <w:t>(để b/c)</w:t>
-      </w:r>
-      <w:r>
-        <w:rPr>
-          <w:color w:val="000000"/>
-          <w:lang w:val="it-IT"/>
-        </w:rPr>
+        <w:t>- Đảng uỷ {{dang_uy_truong}}(để b/c)</w:t>
         <w:tab/>
-      </w:r>
-      <w:r>
-        <w:rPr>
-          <w:color w:val="000000"/>
-          <w:lang w:val="it-IT"/>
-        </w:rPr>
         <w:tab/>
-      </w:r>
-      <w:r>
-        <w:rPr>
-          <w:color w:val="000000"/>
-          <w:lang w:val="it-IT"/>
-        </w:rPr>
         <w:tab/>
-      </w:r>
-      <w:r>
-        <w:rPr>
-          <w:color w:val="000000"/>
-          <w:lang w:val="it-IT"/>
-        </w:rPr>
         <w:tab/>
-      </w:r>
-      <w:r>
-        <w:rPr>
-          <w:color w:val="000000"/>
-          <w:lang w:val="it-IT"/>
-        </w:rPr>
-        <w:t xml:space="preserve">                 </w:t>
-      </w:r>
-      <w:r>
-        <w:rPr>
-          <w:color w:val="000000"/>
-          <w:sz w:val="28"/>
-          <w:szCs w:val="28"/>
-          <w:lang w:val="it-IT"/>
-        </w:rPr>
-        <w:t>BÍ THƯ</w:t>
+        <w:t xml:space="preserve">                 BÍ THƯ</w:t>
       </w:r>
     </w:p>
     <w:p>
@@ -2079,6 +1055,8 @@
           <w:b/>
           <w:bCs/>
           <w:color w:val="000000"/>
+          <w:sz w:val="28"/>
+          <w:szCs w:val="28"/>
         </w:rPr>
       </w:pPr>
       <w:r>
@@ -2086,8 +1064,10 @@
           <w:b/>
           <w:bCs/>
           <w:color w:val="000000"/>
-        </w:rPr>
-        <w:t>Bùi Trung Hiệp</w:t>
+          <w:sz w:val="28"/>
+          <w:szCs w:val="28"/>
+        </w:rPr>
+        <w:t>{{chu_tri_chi_bo}}</w:t>
       </w:r>
     </w:p>
     <w:p>
@@ -2222,6 +1202,50 @@
     <w:lsdException w:name="Subtitle" w:qFormat="1"/>
     <w:lsdException w:name="Strong" w:qFormat="1"/>
     <w:lsdException w:name="Emphasis" w:qFormat="1"/>
+    <w:lsdException w:name="Normal Table" w:semiHidden="1" w:unhideWhenUsed="1"/>
+    <w:lsdException w:name="Table Simple 1" w:semiHidden="1" w:unhideWhenUsed="1"/>
+    <w:lsdException w:name="Table Simple 2" w:semiHidden="1" w:unhideWhenUsed="1"/>
+    <w:lsdException w:name="Table Simple 3" w:semiHidden="1" w:unhideWhenUsed="1"/>
+    <w:lsdException w:name="Table Classic 1" w:semiHidden="1" w:unhideWhenUsed="1"/>
+    <w:lsdException w:name="Table Classic 2" w:semiHidden="1" w:unhideWhenUsed="1"/>
+    <w:lsdException w:name="Table Classic 3" w:semiHidden="1" w:unhideWhenUsed="1"/>
+    <w:lsdException w:name="Table Classic 4" w:semiHidden="1" w:unhideWhenUsed="1"/>
+    <w:lsdException w:name="Table Colorful 1" w:semiHidden="1" w:unhideWhenUsed="1"/>
+    <w:lsdException w:name="Table Colorful 2" w:semiHidden="1" w:unhideWhenUsed="1"/>
+    <w:lsdException w:name="Table Colorful 3" w:semiHidden="1" w:unhideWhenUsed="1"/>
+    <w:lsdException w:name="Table Columns 1" w:semiHidden="1" w:unhideWhenUsed="1"/>
+    <w:lsdException w:name="Table Columns 2" w:semiHidden="1" w:unhideWhenUsed="1"/>
+    <w:lsdException w:name="Table Columns 3" w:semiHidden="1" w:unhideWhenUsed="1"/>
+    <w:lsdException w:name="Table Columns 4" w:semiHidden="1" w:unhideWhenUsed="1"/>
+    <w:lsdException w:name="Table Columns 5" w:semiHidden="1" w:unhideWhenUsed="1"/>
+    <w:lsdException w:name="Table Grid 1" w:semiHidden="1" w:unhideWhenUsed="1"/>
+    <w:lsdException w:name="Table Grid 2" w:semiHidden="1" w:unhideWhenUsed="1"/>
+    <w:lsdException w:name="Table Grid 3" w:semiHidden="1" w:unhideWhenUsed="1"/>
+    <w:lsdException w:name="Table Grid 4" w:semiHidden="1" w:unhideWhenUsed="1"/>
+    <w:lsdException w:name="Table Grid 5" w:semiHidden="1" w:unhideWhenUsed="1"/>
+    <w:lsdException w:name="Table Grid 6" w:semiHidden="1" w:unhideWhenUsed="1"/>
+    <w:lsdException w:name="Table Grid 7" w:semiHidden="1" w:unhideWhenUsed="1"/>
+    <w:lsdException w:name="Table Grid 8" w:semiHidden="1" w:unhideWhenUsed="1"/>
+    <w:lsdException w:name="Table List 1" w:semiHidden="1" w:unhideWhenUsed="1"/>
+    <w:lsdException w:name="Table List 2" w:semiHidden="1" w:unhideWhenUsed="1"/>
+    <w:lsdException w:name="Table List 3" w:semiHidden="1" w:unhideWhenUsed="1"/>
+    <w:lsdException w:name="Table List 4" w:semiHidden="1" w:unhideWhenUsed="1"/>
+    <w:lsdException w:name="Table List 5" w:semiHidden="1" w:unhideWhenUsed="1"/>
+    <w:lsdException w:name="Table List 6" w:semiHidden="1" w:unhideWhenUsed="1"/>
+    <w:lsdException w:name="Table List 7" w:semiHidden="1" w:unhideWhenUsed="1"/>
+    <w:lsdException w:name="Table List 8" w:semiHidden="1" w:unhideWhenUsed="1"/>
+    <w:lsdException w:name="Table 3D effects 1" w:semiHidden="1" w:unhideWhenUsed="1"/>
+    <w:lsdException w:name="Table 3D effects 2" w:semiHidden="1" w:unhideWhenUsed="1"/>
+    <w:lsdException w:name="Table 3D effects 3" w:semiHidden="1" w:unhideWhenUsed="1"/>
+    <w:lsdException w:name="Table Contemporary" w:semiHidden="1" w:unhideWhenUsed="1"/>
+    <w:lsdException w:name="Table Elegant" w:semiHidden="1" w:unhideWhenUsed="1"/>
+    <w:lsdException w:name="Table Professional" w:semiHidden="1" w:unhideWhenUsed="1"/>
+    <w:lsdException w:name="Table Subtle 1" w:semiHidden="1" w:unhideWhenUsed="1"/>
+    <w:lsdException w:name="Table Subtle 2" w:semiHidden="1" w:unhideWhenUsed="1"/>
+    <w:lsdException w:name="Table Web 1" w:semiHidden="1" w:unhideWhenUsed="1"/>
+    <w:lsdException w:name="Table Web 2" w:semiHidden="1" w:unhideWhenUsed="1"/>
+    <w:lsdException w:name="Table Web 3" w:semiHidden="1" w:unhideWhenUsed="1"/>
+    <w:lsdException w:name="Table Theme" w:semiHidden="1" w:unhideWhenUsed="1"/>
     <w:lsdException w:name="Placeholder Text" w:semiHidden="1" w:uiPriority="99"/>
     <w:lsdException w:name="No Spacing" w:uiPriority="1" w:qFormat="1"/>
     <w:lsdException w:name="Light Shading" w:uiPriority="60"/>
@@ -2493,11 +1517,15 @@
   </w:style>
   <w:style w:type="character" w:default="1" w:styleId="DefaultParagraphFont">
     <w:name w:val="Default Paragraph Font"/>
+    <w:uiPriority w:val="1"/>
     <w:semiHidden/>
+    <w:unhideWhenUsed/>
   </w:style>
   <w:style w:type="table" w:default="1" w:styleId="TableNormal">
     <w:name w:val="Normal Table"/>
+    <w:uiPriority w:val="99"/>
     <w:semiHidden/>
+    <w:unhideWhenUsed/>
     <w:tblPr>
       <w:tblInd w:w="0" w:type="dxa"/>
       <w:tblCellMar>
@@ -2510,7 +1538,9 @@
   </w:style>
   <w:style w:type="numbering" w:default="1" w:styleId="NoList">
     <w:name w:val="No List"/>
+    <w:uiPriority w:val="99"/>
     <w:semiHidden/>
+    <w:unhideWhenUsed/>
   </w:style>
   <w:style w:type="paragraph" w:styleId="Header">
     <w:name w:val="header"/>

--- a/public/8. Mau 13_KND_Nghi quyet de nghi chinh thuc chi bo.docx
+++ b/public/8. Mau 13_KND_Nghi quyet de nghi chinh thuc chi bo.docx
@@ -72,7 +72,12 @@
               </w:rPr>
             </w:pPr>
             <w:r>
-              <w:t>{{dang_uy_truong_caps}}</w:t>
+              <w:rPr>
+                <w:rFonts w:ascii="Times New Roman" w:hAnsi="Times New Roman"/>
+                <w:sz w:val="28"/>
+                <w:szCs w:val="28"/>
+              </w:rPr>
+              <w:t>TRƯỜNG ĐẠI HỌC KINH TẾ</w:t>
             </w:r>
           </w:p>
           <w:p>
@@ -81,6 +86,7 @@
               <w:rPr>
                 <w:rFonts w:ascii="Times New Roman" w:hAnsi="Times New Roman"/>
                 <w:b/>
+                <w:bCs/>
                 <w:color w:val="000000"/>
                 <w:sz w:val="28"/>
                 <w:szCs w:val="28"/>
@@ -88,7 +94,24 @@
               </w:rPr>
             </w:pPr>
             <w:r>
-              <w:t>CHI BỘ {{chi_bo_sinh_hoat_caps}}</w:t>
+              <w:rPr>
+                <w:rFonts w:ascii="Times New Roman" w:hAnsi="Times New Roman"/>
+                <w:b/>
+                <w:bCs/>
+                <w:sz w:val="28"/>
+                <w:szCs w:val="28"/>
+              </w:rPr>
+              <w:t xml:space="preserve">CHI BỘ </w:t>
+            </w:r>
+            <w:r>
+              <w:rPr>
+                <w:rFonts w:ascii="Times New Roman" w:hAnsi="Times New Roman"/>
+                <w:b/>
+                <w:bCs/>
+                <w:sz w:val="28"/>
+                <w:szCs w:val="28"/>
+              </w:rPr>
+              <w:t>SINH VIÊN</w:t>
             </w:r>
           </w:p>
           <w:p>
@@ -130,7 +153,37 @@
                 <w:szCs w:val="28"/>
                 <w:lang w:val="en-US" w:eastAsia="en-US"/>
               </w:rPr>
-              <w:t xml:space="preserve">  -NQ/CB</w:t>
+              <w:t xml:space="preserve">  </w:t>
+            </w:r>
+            <w:r>
+              <w:rPr>
+                <w:rFonts w:ascii="Times New Roman" w:hAnsi="Times New Roman"/>
+                <w:color w:val="000000"/>
+                <w:sz w:val="28"/>
+                <w:szCs w:val="28"/>
+                <w:lang w:val="en-US" w:eastAsia="en-US"/>
+              </w:rPr>
+              <w:t xml:space="preserve"> </w:t>
+            </w:r>
+            <w:r>
+              <w:rPr>
+                <w:rFonts w:ascii="Times New Roman" w:hAnsi="Times New Roman"/>
+                <w:color w:val="000000"/>
+                <w:sz w:val="28"/>
+                <w:szCs w:val="28"/>
+                <w:lang w:val="en-US" w:eastAsia="en-US"/>
+              </w:rPr>
+              <w:t xml:space="preserve">  </w:t>
+            </w:r>
+            <w:r>
+              <w:rPr>
+                <w:rFonts w:ascii="Times New Roman" w:hAnsi="Times New Roman"/>
+                <w:color w:val="000000"/>
+                <w:sz w:val="28"/>
+                <w:szCs w:val="28"/>
+                <w:lang w:val="en-US" w:eastAsia="en-US"/>
+              </w:rPr>
+              <w:t>-NQ/CB</w:t>
             </w:r>
           </w:p>
           <w:p>
@@ -159,6 +212,8 @@
               <w:rPr>
                 <w:i/>
                 <w:color w:val="000000"/>
+                <w:sz w:val="28"/>
+                <w:szCs w:val="28"/>
                 <w:lang w:val="fr-BE"/>
               </w:rPr>
             </w:pPr>
@@ -172,7 +227,6 @@
             <w:pPr>
               <w:jc w:val="center"/>
               <w:rPr>
-                <w:rFonts w:ascii="VNtoronto" w:hAnsi="VNtoronto"/>
                 <w:color w:val="000000"/>
                 <w:sz w:val="28"/>
                 <w:szCs w:val="28"/>
@@ -214,6 +268,7 @@
               <w:pStyle w:val="Heading2"/>
               <w:jc w:val="right"/>
               <w:rPr>
+                <w:rFonts w:ascii="Times New Roman" w:hAnsi="Times New Roman"/>
                 <w:color w:val="000000"/>
                 <w:sz w:val="28"/>
                 <w:szCs w:val="28"/>
@@ -222,6 +277,7 @@
             </w:pPr>
             <w:r>
               <w:rPr>
+                <w:rFonts w:ascii="Times New Roman" w:hAnsi="Times New Roman"/>
                 <w:noProof/>
                 <w:color w:val="000000"/>
                 <w:sz w:val="28"/>
@@ -250,7 +306,20 @@
               </w:rPr>
             </w:pPr>
             <w:r>
-              <w:t>{{tinh_tp}}, ngày {{ngay_ky_d}} tháng {{ngay_ky_m}} năm {{ngay_ky_y}}</w:t>
+              <w:rPr>
+                <w:rFonts w:ascii="Times New Roman" w:hAnsi="Times New Roman"/>
+                <w:sz w:val="28"/>
+                <w:szCs w:val="28"/>
+              </w:rPr>
+              <w:t xml:space="preserve">Đà Nẵng, Ngày          tháng       </w:t>
+            </w:r>
+            <w:r>
+              <w:rPr>
+                <w:rFonts w:ascii="Times New Roman" w:hAnsi="Times New Roman"/>
+                <w:sz w:val="28"/>
+                <w:szCs w:val="28"/>
+              </w:rPr>
+              <w:t xml:space="preserve"> năm {{ngay_ky_y}}</w:t>
             </w:r>
           </w:p>
         </w:tc>
@@ -397,7 +466,44 @@
         </w:rPr>
       </w:pPr>
       <w:r>
-        <w:t>Ngày {{ngay_hop_chi_bo_d}} tháng {{ngay_hop_chi_bo_m}} năm {{ngay_hop_chi_bo_y}}, Chi bộ {{chi_bo_sinh_hoat}} đã họp để xét, đề nghị công nhận đảng viên dự bị {{ho_ten}} được kết nạp vào Đảng ngày {{ngay_vao_dang_d}} tháng {{ngay_vao_dang_m}} năm {{ngay_vao_dang_y}} trở thành đảng viên chính thức.</w:t>
+        <w:rPr>
+          <w:sz w:val="28"/>
+          <w:szCs w:val="28"/>
+          <w:lang w:val="fr-BE"/>
+        </w:rPr>
+        <w:t xml:space="preserve">Ngày </w:t>
+      </w:r>
+      <w:r>
+        <w:rPr>
+          <w:sz w:val="28"/>
+          <w:szCs w:val="28"/>
+          <w:lang w:val="fr-BE"/>
+        </w:rPr>
+        <w:t xml:space="preserve">     </w:t>
+      </w:r>
+      <w:r>
+        <w:rPr>
+          <w:sz w:val="28"/>
+          <w:szCs w:val="28"/>
+          <w:lang w:val="fr-BE"/>
+        </w:rPr>
+        <w:t xml:space="preserve">tháng </w:t>
+      </w:r>
+      <w:r>
+        <w:rPr>
+          <w:sz w:val="28"/>
+          <w:szCs w:val="28"/>
+          <w:lang w:val="fr-BE"/>
+        </w:rPr>
+        <w:t xml:space="preserve">      </w:t>
+      </w:r>
+      <w:r>
+        <w:rPr>
+          <w:sz w:val="28"/>
+          <w:szCs w:val="28"/>
+          <w:lang w:val="fr-BE"/>
+        </w:rPr>
+        <w:t xml:space="preserve"> năm {{ngay_hop_chi_bo_y}}, Chi bộ {{chi_bo_sinh_hoat}} đã họp để xét, đề nghị công nhận đảng viên dự bị {{ho_ten}} được kết nạp vào Đảng ngày {{ngay_vao_dang_d}} tháng {{ngay_vao_dang_m}} năm {{ngay_vao_dang_y}} trở thành đảng viên chính thức.</w:t>
       </w:r>
     </w:p>
     <w:p>
@@ -413,6 +519,11 @@
         </w:rPr>
       </w:pPr>
       <w:r>
+        <w:rPr>
+          <w:sz w:val="28"/>
+          <w:szCs w:val="28"/>
+          <w:lang w:val="fr-BE"/>
+        </w:rPr>
         <w:t>Tổng số đảng viên của Chi bộ: {{tong_so_dv}} đảng viên, trong đó chính thức {{tong_so_dv_chinh_thuc}} đồng chí, dự bị {{tong_so_dv_du_bi}} đồng chí</w:t>
       </w:r>
     </w:p>
@@ -429,6 +540,11 @@
         </w:rPr>
       </w:pPr>
       <w:r>
+        <w:rPr>
+          <w:sz w:val="28"/>
+          <w:szCs w:val="28"/>
+          <w:lang w:val="fr-BE"/>
+        </w:rPr>
         <w:t>Có mặt: {{tong_so_dv}} đảng viên, trong đó chính thức {{tong_so_dv_chinh_thuc}} đồng chí, dự bị {{tong_so_dv_du_bi}} đồng chí.</w:t>
       </w:r>
     </w:p>
@@ -445,6 +561,11 @@
         </w:rPr>
       </w:pPr>
       <w:r>
+        <w:rPr>
+          <w:sz w:val="28"/>
+          <w:szCs w:val="28"/>
+          <w:lang w:val="fr-BE"/>
+        </w:rPr>
         <w:t>Vắng mặt: {{vang_chi_bo}} đảng viên, trong đó chính thức {{vang_chinh_thuc_chi_bo}} đồng chí, dự bị {{vang_du_bi_chi_bo}} đồng chí.</w:t>
       </w:r>
     </w:p>
@@ -555,6 +676,11 @@
         </w:rPr>
       </w:pPr>
       <w:r>
+        <w:rPr>
+          <w:sz w:val="28"/>
+          <w:szCs w:val="28"/>
+          <w:lang w:val="fr-BE"/>
+        </w:rPr>
         <w:t>Thư ký hội nghị: Đồng chí {{thu_ky_chi_bo}}</w:t>
       </w:r>
     </w:p>
@@ -571,6 +697,11 @@
         </w:rPr>
       </w:pPr>
       <w:r>
+        <w:rPr>
+          <w:sz w:val="28"/>
+          <w:szCs w:val="28"/>
+          <w:lang w:val="fr-BE"/>
+        </w:rPr>
         <w:t>Sau khi nghe báo cáo và thảo luận, Chi bộ thống nhất kết luận về đảng viên dự bị {{ho_ten}} như sau:</w:t>
       </w:r>
     </w:p>
@@ -714,6 +845,7 @@
           <w:szCs w:val="28"/>
           <w:lang w:val="fr-BE"/>
         </w:rPr>
+        <w:lastRenderedPageBreak/>
         <w:t>-  Luôn có thái độ cầu thị trong việc nhìn nhận, sửa chữa, khắc phục khuyết điểm của bản thân.</w:t>
       </w:r>
     </w:p>
@@ -729,7 +861,60 @@
         </w:rPr>
       </w:pPr>
       <w:r>
-        <w:t>Đối chiếu với Quy định của Điều lệ Đảng về tiêu chuẩn đảng viên, số đảng viên chính thức tán thành công nhận đảng viên dự bị {{ho_ten}} thành đảng viên chính thức là {{tan_thanh_chi_bo}} đồng chí (đạt {{ti_le_chi_bo}}%) so với tổng số đảng viên chính thức. Số đảng viên chính thức không tán thành {{khong_tan_thanh_chi_bo}} đồng chí (chiếm {{ti_le_khong_tan_thanh_chi_bo}}%).</w:t>
+        <w:rPr>
+          <w:sz w:val="28"/>
+          <w:szCs w:val="28"/>
+          <w:lang w:val="fr-BE"/>
+        </w:rPr>
+        <w:t xml:space="preserve">Đối chiếu với Quy định của Điều lệ Đảng về tiêu chuẩn đảng viên, số đảng viên chính thức tán thành công nhận đảng viên dự bị {{ho_ten}} thành đảng viên chính thức là {{tan_thanh_chi_bo}} đồng chí (đạt </w:t>
+      </w:r>
+      <w:r>
+        <w:rPr>
+          <w:sz w:val="28"/>
+          <w:szCs w:val="28"/>
+          <w:lang w:val="fr-BE"/>
+        </w:rPr>
+        <w:t>100%)</w:t>
+      </w:r>
+      <w:r>
+        <w:rPr>
+          <w:sz w:val="28"/>
+          <w:szCs w:val="28"/>
+          <w:lang w:val="fr-BE"/>
+        </w:rPr>
+        <w:t xml:space="preserve"> so với tổng số đảng viên chính thức. Số đảng viên chính thức không tán thành </w:t>
+      </w:r>
+      <w:r>
+        <w:rPr>
+          <w:sz w:val="28"/>
+          <w:szCs w:val="28"/>
+          <w:lang w:val="fr-BE"/>
+        </w:rPr>
+        <w:t>0</w:t>
+      </w:r>
+      <w:r>
+        <w:rPr>
+          <w:sz w:val="28"/>
+          <w:szCs w:val="28"/>
+          <w:lang w:val="fr-BE"/>
+        </w:rPr>
+        <w:t xml:space="preserve"> đồng chí (chiếm </w:t>
+      </w:r>
+      <w:r>
+        <w:rPr>
+          <w:sz w:val="28"/>
+          <w:szCs w:val="28"/>
+          <w:lang w:val="fr-BE"/>
+        </w:rPr>
+        <w:t>0</w:t>
+      </w:r>
+      <w:r>
+        <w:rPr>
+          <w:sz w:val="28"/>
+          <w:szCs w:val="28"/>
+          <w:lang w:val="fr-BE"/>
+        </w:rPr>
+        <w:t>%).</w:t>
       </w:r>
     </w:p>
     <w:p>
@@ -863,217 +1048,280 @@
         </w:rPr>
       </w:pPr>
     </w:p>
-    <w:p>
-      <w:pPr>
-        <w:ind w:firstLine="720"/>
+    <w:tbl>
+      <w:tblPr>
+        <w:tblW w:w="0" w:type="auto"/>
+        <w:tblLook w:val="04A0" w:firstRow="1" w:lastRow="0" w:firstColumn="1" w:lastColumn="0" w:noHBand="0" w:noVBand="1"/>
+      </w:tblPr>
+      <w:tblGrid>
+        <w:gridCol w:w="4952"/>
+        <w:gridCol w:w="4952"/>
+      </w:tblGrid>
+      <w:tr>
+        <w:tc>
+          <w:tcPr>
+            <w:tcW w:w="4952" w:type="dxa"/>
+          </w:tcPr>
+          <w:p>
+            <w:pPr>
+              <w:jc w:val="both"/>
+              <w:rPr>
+                <w:b/>
+                <w:color w:val="000000"/>
+                <w:sz w:val="28"/>
+                <w:szCs w:val="28"/>
+                <w:lang w:val="fr-BE"/>
+              </w:rPr>
+            </w:pPr>
+            <w:r>
+              <w:rPr>
+                <w:color w:val="000000"/>
+                <w:sz w:val="28"/>
+                <w:szCs w:val="28"/>
+                <w:u w:val="single"/>
+                <w:lang w:val="fr-BE"/>
+              </w:rPr>
+              <w:t>Nơi nhận:</w:t>
+            </w:r>
+            <w:r>
+              <w:rPr>
+                <w:color w:val="000000"/>
+                <w:sz w:val="28"/>
+                <w:szCs w:val="28"/>
+                <w:lang w:val="fr-BE"/>
+              </w:rPr>
+              <w:t xml:space="preserve"> </w:t>
+            </w:r>
+          </w:p>
+          <w:p>
+            <w:pPr>
+              <w:jc w:val="both"/>
+              <w:rPr>
+                <w:color w:val="000000"/>
+                <w:sz w:val="28"/>
+                <w:szCs w:val="28"/>
+                <w:lang w:val="fr-BE"/>
+              </w:rPr>
+            </w:pPr>
+            <w:r>
+              <w:rPr>
+                <w:lang w:val="fr-BE"/>
+              </w:rPr>
+              <w:t xml:space="preserve"> </w:t>
+            </w:r>
+            <w:r>
+              <w:rPr>
+                <w:lang w:val="fr-BE"/>
+              </w:rPr>
+              <w:t>- Đảng uỷ Trường ĐHKT (để b/c)</w:t>
+            </w:r>
+          </w:p>
+          <w:p>
+            <w:pPr>
+              <w:jc w:val="both"/>
+              <w:rPr>
+                <w:color w:val="000000"/>
+                <w:lang w:val="it-IT"/>
+              </w:rPr>
+            </w:pPr>
+            <w:r>
+              <w:rPr>
+                <w:color w:val="000000"/>
+                <w:lang w:val="fr-BE"/>
+              </w:rPr>
+              <w:t xml:space="preserve"> </w:t>
+            </w:r>
+            <w:r>
+              <w:rPr>
+                <w:color w:val="000000"/>
+                <w:lang w:val="it-IT"/>
+              </w:rPr>
+              <w:t xml:space="preserve">- Lưu Chi bộ. </w:t>
+            </w:r>
+          </w:p>
+          <w:p>
+            <w:pPr>
+              <w:rPr>
+                <w:color w:val="000000"/>
+                <w:sz w:val="28"/>
+                <w:szCs w:val="28"/>
+                <w:lang w:val="fr-BE"/>
+              </w:rPr>
+            </w:pPr>
+          </w:p>
+        </w:tc>
+        <w:tc>
+          <w:tcPr>
+            <w:tcW w:w="4952" w:type="dxa"/>
+          </w:tcPr>
+          <w:p>
+            <w:pPr>
+              <w:jc w:val="center"/>
+              <w:rPr>
+                <w:b/>
+                <w:bCs/>
+                <w:color w:val="000000"/>
+                <w:sz w:val="28"/>
+                <w:szCs w:val="28"/>
+                <w:lang w:val="fr-BE"/>
+              </w:rPr>
+            </w:pPr>
+            <w:r>
+              <w:rPr>
+                <w:b/>
+                <w:bCs/>
+                <w:color w:val="000000"/>
+                <w:sz w:val="28"/>
+                <w:szCs w:val="28"/>
+                <w:lang w:val="fr-BE"/>
+              </w:rPr>
+              <w:t>T/M CHI BỘ</w:t>
+            </w:r>
+          </w:p>
+          <w:p>
+            <w:pPr>
+              <w:jc w:val="center"/>
+              <w:rPr>
+                <w:color w:val="000000"/>
+                <w:sz w:val="28"/>
+                <w:szCs w:val="28"/>
+                <w:lang w:val="fr-BE"/>
+              </w:rPr>
+            </w:pPr>
+            <w:r>
+              <w:rPr>
+                <w:color w:val="000000"/>
+                <w:sz w:val="28"/>
+                <w:szCs w:val="28"/>
+                <w:lang w:val="fr-BE"/>
+              </w:rPr>
+              <w:t>BÍ THƯ</w:t>
+            </w:r>
+          </w:p>
+          <w:p>
+            <w:pPr>
+              <w:jc w:val="center"/>
+              <w:rPr>
+                <w:color w:val="000000"/>
+                <w:sz w:val="28"/>
+                <w:szCs w:val="28"/>
+                <w:lang w:val="fr-BE"/>
+              </w:rPr>
+            </w:pPr>
+          </w:p>
+          <w:p>
+            <w:pPr>
+              <w:jc w:val="center"/>
+              <w:rPr>
+                <w:color w:val="000000"/>
+                <w:sz w:val="28"/>
+                <w:szCs w:val="28"/>
+                <w:lang w:val="fr-BE"/>
+              </w:rPr>
+            </w:pPr>
+          </w:p>
+          <w:p>
+            <w:pPr>
+              <w:jc w:val="center"/>
+              <w:rPr>
+                <w:color w:val="000000"/>
+                <w:sz w:val="28"/>
+                <w:szCs w:val="28"/>
+                <w:lang w:val="fr-BE"/>
+              </w:rPr>
+            </w:pPr>
+          </w:p>
+          <w:p>
+            <w:pPr>
+              <w:jc w:val="center"/>
+              <w:rPr>
+                <w:color w:val="000000"/>
+                <w:sz w:val="28"/>
+                <w:szCs w:val="28"/>
+                <w:lang w:val="fr-BE"/>
+              </w:rPr>
+            </w:pPr>
+          </w:p>
+          <w:p>
+            <w:pPr>
+              <w:rPr>
+                <w:color w:val="000000"/>
+                <w:sz w:val="28"/>
+                <w:szCs w:val="28"/>
+                <w:lang w:val="fr-BE"/>
+              </w:rPr>
+            </w:pPr>
+          </w:p>
+          <w:p>
+            <w:pPr>
+              <w:jc w:val="center"/>
+              <w:rPr>
+                <w:b/>
+                <w:bCs/>
+                <w:color w:val="000000"/>
+                <w:sz w:val="28"/>
+                <w:szCs w:val="28"/>
+                <w:lang w:val="it-IT"/>
+              </w:rPr>
+            </w:pPr>
+            <w:r>
+              <w:rPr>
+                <w:b/>
+                <w:bCs/>
+                <w:color w:val="000000"/>
+                <w:sz w:val="28"/>
+                <w:szCs w:val="28"/>
+                <w:lang w:val="it-IT"/>
+              </w:rPr>
+              <w:t>{{chu_tri_chi_bo}}</w:t>
+            </w:r>
+          </w:p>
+        </w:tc>
+      </w:tr>
+    </w:tbl>
+    <w:p>
+      <w:pPr>
         <w:jc w:val="both"/>
         <w:rPr>
-          <w:b/>
-          <w:color w:val="000000"/>
-          <w:sz w:val="28"/>
-          <w:szCs w:val="28"/>
+          <w:color w:val="000000"/>
+          <w:sz w:val="28"/>
+          <w:szCs w:val="28"/>
+          <w:lang w:val="fr-BE"/>
+        </w:rPr>
+      </w:pPr>
+    </w:p>
+    <w:p>
+      <w:pPr>
+        <w:jc w:val="both"/>
+        <w:rPr>
+          <w:color w:val="000000"/>
           <w:lang w:val="it-IT"/>
         </w:rPr>
       </w:pPr>
-      <w:r>
-        <w:rPr>
-          <w:color w:val="000000"/>
-          <w:sz w:val="28"/>
-          <w:szCs w:val="28"/>
-          <w:u w:val="single"/>
+    </w:p>
+    <w:p>
+      <w:pPr>
+        <w:jc w:val="both"/>
+        <w:rPr>
+          <w:color w:val="000000"/>
           <w:lang w:val="it-IT"/>
         </w:rPr>
-        <w:t>Nơi nhận:</w:t>
-      </w:r>
-      <w:r>
-        <w:rPr>
-          <w:color w:val="000000"/>
-          <w:sz w:val="28"/>
-          <w:szCs w:val="28"/>
+      </w:pPr>
+    </w:p>
+    <w:p>
+      <w:pPr>
+        <w:jc w:val="both"/>
+        <w:rPr>
+          <w:color w:val="000000"/>
           <w:lang w:val="it-IT"/>
         </w:rPr>
-        <w:tab/>
-      </w:r>
-      <w:r>
-        <w:rPr>
-          <w:color w:val="000000"/>
-          <w:sz w:val="28"/>
-          <w:szCs w:val="28"/>
+      </w:pPr>
+    </w:p>
+    <w:p>
+      <w:pPr>
+        <w:rPr>
+          <w:color w:val="000000"/>
           <w:lang w:val="it-IT"/>
-        </w:rPr>
-        <w:tab/>
-      </w:r>
-      <w:r>
-        <w:rPr>
-          <w:color w:val="000000"/>
-          <w:sz w:val="28"/>
-          <w:szCs w:val="28"/>
-          <w:lang w:val="it-IT"/>
-        </w:rPr>
-        <w:tab/>
-      </w:r>
-      <w:r>
-        <w:rPr>
-          <w:color w:val="000000"/>
-          <w:sz w:val="28"/>
-          <w:szCs w:val="28"/>
-          <w:lang w:val="it-IT"/>
-        </w:rPr>
-        <w:tab/>
-      </w:r>
-      <w:r>
-        <w:rPr>
-          <w:color w:val="000000"/>
-          <w:sz w:val="28"/>
-          <w:szCs w:val="28"/>
-          <w:lang w:val="it-IT"/>
-        </w:rPr>
-        <w:tab/>
-      </w:r>
-      <w:r>
-        <w:rPr>
-          <w:color w:val="000000"/>
-          <w:sz w:val="28"/>
-          <w:szCs w:val="28"/>
-          <w:lang w:val="it-IT"/>
-        </w:rPr>
-        <w:tab/>
-      </w:r>
-      <w:r>
-        <w:rPr>
-          <w:color w:val="000000"/>
-          <w:sz w:val="28"/>
-          <w:szCs w:val="28"/>
-          <w:lang w:val="it-IT"/>
-        </w:rPr>
-        <w:tab/>
-        <w:t xml:space="preserve">          </w:t>
-      </w:r>
-      <w:r>
-        <w:rPr>
-          <w:b/>
-          <w:color w:val="000000"/>
-          <w:sz w:val="28"/>
-          <w:szCs w:val="28"/>
-          <w:lang w:val="it-IT"/>
-        </w:rPr>
-        <w:t xml:space="preserve">T/M </w:t>
-      </w:r>
-      <w:r>
-        <w:rPr>
-          <w:b/>
-          <w:color w:val="000000"/>
-          <w:sz w:val="28"/>
-          <w:szCs w:val="28"/>
-          <w:lang w:val="it-IT"/>
-        </w:rPr>
-        <w:t>CHI BỘ</w:t>
-      </w:r>
-    </w:p>
-    <w:p>
-      <w:pPr>
-        <w:ind w:firstLine="720"/>
-        <w:jc w:val="both"/>
-        <w:rPr>
-          <w:color w:val="000000"/>
-          <w:sz w:val="28"/>
-          <w:szCs w:val="28"/>
-          <w:lang w:val="it-IT"/>
-        </w:rPr>
-      </w:pPr>
-      <w:r>
-        <w:t>- Đảng uỷ {{dang_uy_truong}}(để b/c)</w:t>
-        <w:tab/>
-        <w:tab/>
-        <w:tab/>
-        <w:tab/>
-        <w:t xml:space="preserve">                 BÍ THƯ</w:t>
-      </w:r>
-    </w:p>
-    <w:p>
-      <w:pPr>
-        <w:ind w:firstLine="720"/>
-        <w:jc w:val="both"/>
-        <w:rPr>
-          <w:color w:val="000000"/>
-        </w:rPr>
-      </w:pPr>
-      <w:r>
-        <w:rPr>
-          <w:color w:val="000000"/>
-        </w:rPr>
-        <w:t xml:space="preserve">- Lưu </w:t>
-      </w:r>
-      <w:r>
-        <w:rPr>
-          <w:color w:val="000000"/>
-        </w:rPr>
-        <w:t>Chi bộ</w:t>
-      </w:r>
-      <w:r>
-        <w:rPr>
-          <w:color w:val="000000"/>
-        </w:rPr>
-        <w:t>.</w:t>
-      </w:r>
-      <w:r>
-        <w:rPr>
-          <w:color w:val="000000"/>
-        </w:rPr>
-        <w:t xml:space="preserve">                                                                                       </w:t>
-      </w:r>
-    </w:p>
-    <w:p>
-      <w:pPr>
-        <w:jc w:val="both"/>
-        <w:rPr>
-          <w:color w:val="000000"/>
-        </w:rPr>
-      </w:pPr>
-    </w:p>
-    <w:p>
-      <w:pPr>
-        <w:jc w:val="both"/>
-        <w:rPr>
-          <w:color w:val="000000"/>
-        </w:rPr>
-      </w:pPr>
-    </w:p>
-    <w:p>
-      <w:pPr>
-        <w:jc w:val="both"/>
-        <w:rPr>
-          <w:color w:val="000000"/>
-        </w:rPr>
-      </w:pPr>
-    </w:p>
-    <w:p>
-      <w:pPr>
-        <w:ind w:left="821" w:firstLine="6379"/>
-        <w:jc w:val="both"/>
-        <w:rPr>
-          <w:b/>
-          <w:bCs/>
-          <w:color w:val="000000"/>
-          <w:sz w:val="28"/>
-          <w:szCs w:val="28"/>
-        </w:rPr>
-      </w:pPr>
-      <w:r>
-        <w:rPr>
-          <w:b/>
-          <w:bCs/>
-          <w:color w:val="000000"/>
-          <w:sz w:val="28"/>
-          <w:szCs w:val="28"/>
-        </w:rPr>
-        <w:t>{{chu_tri_chi_bo}}</w:t>
-      </w:r>
-    </w:p>
-    <w:p>
-      <w:pPr>
-        <w:rPr>
-          <w:color w:val="000000"/>
         </w:rPr>
       </w:pPr>
     </w:p>
@@ -1131,6 +1379,10 @@
   <w:p>
     <w:pPr>
       <w:pStyle w:val="Header"/>
+      <w:tabs>
+        <w:tab w:val="clear" w:pos="8640"/>
+        <w:tab w:val="right" w:pos="9072"/>
+      </w:tabs>
       <w:rPr>
         <w:sz w:val="18"/>
         <w:szCs w:val="18"/>
@@ -1608,6 +1860,21 @@
       <w:sz w:val="24"/>
     </w:rPr>
   </w:style>
+  <w:style w:type="table" w:styleId="TableGrid">
+    <w:name w:val="Table Grid"/>
+    <w:basedOn w:val="TableNormal"/>
+    <w:rsid w:val="00493D21"/>
+    <w:tblPr>
+      <w:tblBorders>
+        <w:top w:val="single" w:sz="4" w:space="0" w:color="auto"/>
+        <w:left w:val="single" w:sz="4" w:space="0" w:color="auto"/>
+        <w:bottom w:val="single" w:sz="4" w:space="0" w:color="auto"/>
+        <w:right w:val="single" w:sz="4" w:space="0" w:color="auto"/>
+        <w:insideH w:val="single" w:sz="4" w:space="0" w:color="auto"/>
+        <w:insideV w:val="single" w:sz="4" w:space="0" w:color="auto"/>
+      </w:tblBorders>
+    </w:tblPr>
+  </w:style>
 </w:styles>
 </file>
 
